--- a/tillsyn/A 38622-2026 tillsynsbegäran.docx
+++ b/tillsyn/A 38622-2026 tillsynsbegäran.docx
@@ -659,7 +659,7 @@
     <w:r>
       <w:tab/>
       <w:tab/>
-      <w:t>2026-09-19</w:t>
+      <w:t>2026-09-21</w:t>
       <w:br/>
       <w:br/>
     </w:r>

--- a/tillsyn/A 38622-2026 tillsynsbegäran.docx
+++ b/tillsyn/A 38622-2026 tillsynsbegäran.docx
@@ -659,7 +659,7 @@
     <w:r>
       <w:tab/>
       <w:tab/>
-      <w:t>2026-09-21</w:t>
+      <w:t>2026-09-23</w:t>
       <w:br/>
       <w:br/>
     </w:r>

--- a/tillsyn/A 38622-2026 tillsynsbegäran.docx
+++ b/tillsyn/A 38622-2026 tillsynsbegäran.docx
@@ -659,7 +659,7 @@
     <w:r>
       <w:tab/>
       <w:tab/>
-      <w:t>2026-09-23</w:t>
+      <w:t>2026-09-24</w:t>
       <w:br/>
       <w:br/>
     </w:r>

--- a/tillsyn/A 38622-2026 tillsynsbegäran.docx
+++ b/tillsyn/A 38622-2026 tillsynsbegäran.docx
@@ -659,7 +659,7 @@
     <w:r>
       <w:tab/>
       <w:tab/>
-      <w:t>2026-09-24</w:t>
+      <w:t>2026-09-25</w:t>
       <w:br/>
       <w:br/>
     </w:r>

--- a/tillsyn/A 38622-2026 tillsynsbegäran.docx
+++ b/tillsyn/A 38622-2026 tillsynsbegäran.docx
@@ -659,7 +659,7 @@
     <w:r>
       <w:tab/>
       <w:tab/>
-      <w:t>2026-09-25</w:t>
+      <w:t>2026-09-26</w:t>
       <w:br/>
       <w:br/>
     </w:r>

--- a/tillsyn/A 38622-2026 tillsynsbegäran.docx
+++ b/tillsyn/A 38622-2026 tillsynsbegäran.docx
@@ -659,7 +659,7 @@
     <w:r>
       <w:tab/>
       <w:tab/>
-      <w:t>2026-09-26</w:t>
+      <w:t>2026-09-27</w:t>
       <w:br/>
       <w:br/>
     </w:r>

--- a/tillsyn/A 38622-2026 tillsynsbegäran.docx
+++ b/tillsyn/A 38622-2026 tillsynsbegäran.docx
@@ -659,7 +659,7 @@
     <w:r>
       <w:tab/>
       <w:tab/>
-      <w:t>2026-09-27</w:t>
+      <w:t>2026-09-28</w:t>
       <w:br/>
       <w:br/>
     </w:r>

--- a/tillsyn/A 38622-2026 tillsynsbegäran.docx
+++ b/tillsyn/A 38622-2026 tillsynsbegäran.docx
@@ -659,7 +659,7 @@
     <w:r>
       <w:tab/>
       <w:tab/>
-      <w:t>2026-09-28</w:t>
+      <w:t>2026-09-29</w:t>
       <w:br/>
       <w:br/>
     </w:r>

--- a/tillsyn/A 38622-2026 tillsynsbegäran.docx
+++ b/tillsyn/A 38622-2026 tillsynsbegäran.docx
@@ -659,7 +659,7 @@
     <w:r>
       <w:tab/>
       <w:tab/>
-      <w:t>2026-09-29</w:t>
+      <w:t>2026-09-30</w:t>
       <w:br/>
       <w:br/>
     </w:r>

--- a/tillsyn/A 38622-2026 tillsynsbegäran.docx
+++ b/tillsyn/A 38622-2026 tillsynsbegäran.docx
@@ -659,7 +659,7 @@
     <w:r>
       <w:tab/>
       <w:tab/>
-      <w:t>2026-09-30</w:t>
+      <w:t>2026-10-01</w:t>
       <w:br/>
       <w:br/>
     </w:r>

--- a/tillsyn/A 38622-2026 tillsynsbegäran.docx
+++ b/tillsyn/A 38622-2026 tillsynsbegäran.docx
@@ -659,7 +659,7 @@
     <w:r>
       <w:tab/>
       <w:tab/>
-      <w:t>2026-10-01</w:t>
+      <w:t>2026-10-02</w:t>
       <w:br/>
       <w:br/>
     </w:r>

--- a/tillsyn/A 38622-2026 tillsynsbegäran.docx
+++ b/tillsyn/A 38622-2026 tillsynsbegäran.docx
@@ -659,7 +659,7 @@
     <w:r>
       <w:tab/>
       <w:tab/>
-      <w:t>2026-10-02</w:t>
+      <w:t>2026-10-03</w:t>
       <w:br/>
       <w:br/>
     </w:r>

--- a/tillsyn/A 38622-2026 tillsynsbegäran.docx
+++ b/tillsyn/A 38622-2026 tillsynsbegäran.docx
@@ -659,7 +659,7 @@
     <w:r>
       <w:tab/>
       <w:tab/>
-      <w:t>2026-10-03</w:t>
+      <w:t>2026-10-04</w:t>
       <w:br/>
       <w:br/>
     </w:r>

--- a/tillsyn/A 38622-2026 tillsynsbegäran.docx
+++ b/tillsyn/A 38622-2026 tillsynsbegäran.docx
@@ -659,7 +659,7 @@
     <w:r>
       <w:tab/>
       <w:tab/>
-      <w:t>2026-10-04</w:t>
+      <w:t>2026-10-05</w:t>
       <w:br/>
       <w:br/>
     </w:r>

--- a/tillsyn/A 38622-2026 tillsynsbegäran.docx
+++ b/tillsyn/A 38622-2026 tillsynsbegäran.docx
@@ -659,7 +659,7 @@
     <w:r>
       <w:tab/>
       <w:tab/>
-      <w:t>2026-10-05</w:t>
+      <w:t>2026-10-06</w:t>
       <w:br/>
       <w:br/>
     </w:r>

--- a/tillsyn/A 38622-2026 tillsynsbegäran.docx
+++ b/tillsyn/A 38622-2026 tillsynsbegäran.docx
@@ -659,7 +659,7 @@
     <w:r>
       <w:tab/>
       <w:tab/>
-      <w:t>2026-10-06</w:t>
+      <w:t>2026-10-07</w:t>
       <w:br/>
       <w:br/>
     </w:r>

--- a/tillsyn/A 38622-2026 tillsynsbegäran.docx
+++ b/tillsyn/A 38622-2026 tillsynsbegäran.docx
@@ -659,7 +659,7 @@
     <w:r>
       <w:tab/>
       <w:tab/>
-      <w:t>2026-10-07</w:t>
+      <w:t>2026-10-08</w:t>
       <w:br/>
       <w:br/>
     </w:r>

--- a/tillsyn/A 38622-2026 tillsynsbegäran.docx
+++ b/tillsyn/A 38622-2026 tillsynsbegäran.docx
@@ -659,7 +659,7 @@
     <w:r>
       <w:tab/>
       <w:tab/>
-      <w:t>2026-10-08</w:t>
+      <w:t>2026-10-09</w:t>
       <w:br/>
       <w:br/>
     </w:r>

--- a/tillsyn/A 38622-2026 tillsynsbegäran.docx
+++ b/tillsyn/A 38622-2026 tillsynsbegäran.docx
@@ -659,7 +659,7 @@
     <w:r>
       <w:tab/>
       <w:tab/>
-      <w:t>2026-10-09</w:t>
+      <w:t>2026-10-10</w:t>
       <w:br/>
       <w:br/>
     </w:r>

--- a/tillsyn/A 38622-2026 tillsynsbegäran.docx
+++ b/tillsyn/A 38622-2026 tillsynsbegäran.docx
@@ -659,7 +659,7 @@
     <w:r>
       <w:tab/>
       <w:tab/>
-      <w:t>2026-10-10</w:t>
+      <w:t>2026-10-11</w:t>
       <w:br/>
       <w:br/>
     </w:r>

--- a/tillsyn/A 38622-2026 tillsynsbegäran.docx
+++ b/tillsyn/A 38622-2026 tillsynsbegäran.docx
@@ -659,7 +659,7 @@
     <w:r>
       <w:tab/>
       <w:tab/>
-      <w:t>2026-10-11</w:t>
+      <w:t>2026-10-12</w:t>
       <w:br/>
       <w:br/>
     </w:r>

--- a/tillsyn/A 38622-2026 tillsynsbegäran.docx
+++ b/tillsyn/A 38622-2026 tillsynsbegäran.docx
@@ -659,7 +659,7 @@
     <w:r>
       <w:tab/>
       <w:tab/>
-      <w:t>2026-10-12</w:t>
+      <w:t>2026-10-13</w:t>
       <w:br/>
       <w:br/>
     </w:r>

--- a/tillsyn/A 38622-2026 tillsynsbegäran.docx
+++ b/tillsyn/A 38622-2026 tillsynsbegäran.docx
@@ -659,7 +659,7 @@
     <w:r>
       <w:tab/>
       <w:tab/>
-      <w:t>2026-10-13</w:t>
+      <w:t>2026-10-14</w:t>
       <w:br/>
       <w:br/>
     </w:r>

--- a/tillsyn/A 38622-2026 tillsynsbegäran.docx
+++ b/tillsyn/A 38622-2026 tillsynsbegäran.docx
@@ -659,7 +659,7 @@
     <w:r>
       <w:tab/>
       <w:tab/>
-      <w:t>2026-10-14</w:t>
+      <w:t>2026-10-15</w:t>
       <w:br/>
       <w:br/>
     </w:r>

--- a/tillsyn/A 38622-2026 tillsynsbegäran.docx
+++ b/tillsyn/A 38622-2026 tillsynsbegäran.docx
@@ -659,7 +659,7 @@
     <w:r>
       <w:tab/>
       <w:tab/>
-      <w:t>2026-10-15</w:t>
+      <w:t>2026-10-16</w:t>
       <w:br/>
       <w:br/>
     </w:r>

--- a/tillsyn/A 38622-2026 tillsynsbegäran.docx
+++ b/tillsyn/A 38622-2026 tillsynsbegäran.docx
@@ -659,7 +659,7 @@
     <w:r>
       <w:tab/>
       <w:tab/>
-      <w:t>2026-10-16</w:t>
+      <w:t>2026-10-17</w:t>
       <w:br/>
       <w:br/>
     </w:r>

--- a/tillsyn/A 38622-2026 tillsynsbegäran.docx
+++ b/tillsyn/A 38622-2026 tillsynsbegäran.docx
@@ -659,7 +659,7 @@
     <w:r>
       <w:tab/>
       <w:tab/>
-      <w:t>2026-10-17</w:t>
+      <w:t>2026-10-18</w:t>
       <w:br/>
       <w:br/>
     </w:r>

--- a/tillsyn/A 38622-2026 tillsynsbegäran.docx
+++ b/tillsyn/A 38622-2026 tillsynsbegäran.docx
@@ -659,7 +659,7 @@
     <w:r>
       <w:tab/>
       <w:tab/>
-      <w:t>2026-10-18</w:t>
+      <w:t>2026-10-19</w:t>
       <w:br/>
       <w:br/>
     </w:r>

--- a/tillsyn/A 38622-2026 tillsynsbegäran.docx
+++ b/tillsyn/A 38622-2026 tillsynsbegäran.docx
@@ -659,7 +659,7 @@
     <w:r>
       <w:tab/>
       <w:tab/>
-      <w:t>2026-10-19</w:t>
+      <w:t>2026-10-20</w:t>
       <w:br/>
       <w:br/>
     </w:r>

--- a/tillsyn/A 38622-2026 tillsynsbegäran.docx
+++ b/tillsyn/A 38622-2026 tillsynsbegäran.docx
@@ -659,7 +659,7 @@
     <w:r>
       <w:tab/>
       <w:tab/>
-      <w:t>2026-10-20</w:t>
+      <w:t>2026-10-21</w:t>
       <w:br/>
       <w:br/>
     </w:r>

--- a/tillsyn/A 38622-2026 tillsynsbegäran.docx
+++ b/tillsyn/A 38622-2026 tillsynsbegäran.docx
@@ -659,7 +659,7 @@
     <w:r>
       <w:tab/>
       <w:tab/>
-      <w:t>2026-10-21</w:t>
+      <w:t>2026-10-22</w:t>
       <w:br/>
       <w:br/>
     </w:r>

--- a/tillsyn/A 38622-2026 tillsynsbegäran.docx
+++ b/tillsyn/A 38622-2026 tillsynsbegäran.docx
@@ -659,7 +659,7 @@
     <w:r>
       <w:tab/>
       <w:tab/>
-      <w:t>2026-10-22</w:t>
+      <w:t>2026-10-23</w:t>
       <w:br/>
       <w:br/>
     </w:r>

--- a/tillsyn/A 38622-2026 tillsynsbegäran.docx
+++ b/tillsyn/A 38622-2026 tillsynsbegäran.docx
@@ -659,7 +659,7 @@
     <w:r>
       <w:tab/>
       <w:tab/>
-      <w:t>2026-10-23</w:t>
+      <w:t>2026-10-24</w:t>
       <w:br/>
       <w:br/>
     </w:r>

--- a/tillsyn/A 38622-2026 tillsynsbegäran.docx
+++ b/tillsyn/A 38622-2026 tillsynsbegäran.docx
@@ -22,7 +22,7 @@
       <w:r>
         <w:drawing>
           <wp:inline xmlns:a="http://schemas.openxmlformats.org/drawingml/2006/main" xmlns:pic="http://schemas.openxmlformats.org/drawingml/2006/picture">
-            <wp:extent cx="5486400" cy="4958499"/>
+            <wp:extent cx="5486400" cy="5077277"/>
             <wp:docPr id="1" name="Picture 1"/>
             <wp:cNvGraphicFramePr>
               <a:graphicFrameLocks noChangeAspect="1"/>
@@ -43,7 +43,7 @@
                   <pic:spPr>
                     <a:xfrm>
                       <a:off x="0" y="0"/>
-                      <a:ext cx="5486400" cy="4958499"/>
+                      <a:ext cx="5486400" cy="5077277"/>
                     </a:xfrm>
                     <a:prstGeom prst="rect"/>
                   </pic:spPr>
@@ -60,12 +60,12 @@
         <w:spacing w:after="240"/>
       </w:pPr>
       <w:r>
-        <w:t>Figur 1. Fyndplatser för naturvårdsarter inom 14 meter från avverkningsanmälan. Markörer utan svart kant är placerade på fyndplatsen. Markörer med svart kant är placerade vid sidan av fyndplatsen och har ett svart streck som visar fyndplatsens exakta position. Kartans mittpunktskoordinat är N 6994885, E 515930 i SWEREF 99 TM.</w:t>
+        <w:t>Figur 1. Fyndplatser för naturvårdsarter inom 17 meter från avverkningsanmälan. Markörer utan svart kant är placerade på fyndplatsen. Markörer med svart kant är placerade vid sidan av fyndplatsen och har ett svart streck som visar fyndplatsens exakta position. Kartans mittpunktskoordinat är N 6994885, E 515930 i SWEREF 99 TM.</w:t>
       </w:r>
     </w:p>
     <w:p>
       <w:r>
-        <w:t>Inom 14 meter från avverkningsanmälan finns fynd av 3 naturvårdsarter, varav 3 är rödlistade, 1 är fridlyst och 3 är typiska (T): knärot (VU, T, §8), rosenticka (NT, T) och ullticka (NT, T). Se Figur 1.</w:t>
+        <w:t>Inom 17 meter från avverkningsanmälan finns fynd av 4 naturvårdsarter, varav 4 är rödlistade, 1 är fridlyst och 3 är typiska (T): urskogsporing (EN), knärot (VU, T, §8), rosenticka (NT, T) och ullticka (NT, T). Se Figur 1.</w:t>
       </w:r>
     </w:p>
     <w:p>
@@ -97,6 +97,17 @@
     <w:p>
       <w:r>
         <w:t>Nedan följer beskrivningar av de naturvårdsarter och fridlysta arter som har sina livsmiljöer och växtplatser i den avverkningsanmälda skogen. Se även ytterligare artfakta i BILAGA 1. De påträffade naturvårdsarterna är ett tydligt kvitto på att det rör sig om en skog med höga naturvärden.</w:t>
+      </w:r>
+    </w:p>
+    <w:p>
+      <w:r>
+        <w:rPr>
+          <w:b/>
+        </w:rPr>
+        <w:t>Urskogsporing (EN)</w:t>
+      </w:r>
+      <w:r>
+        <w:t xml:space="preserve"> är en starkt hotad art som växer på lågor av barrträd, företrädesvis tall, mer sällan gran. Den är hittills bara påträffad i äldre skogsbestånd med tydlig naturskogskaraktär. Urskogsporingen är förmodligen gynnad av brand och den typ av ved som arten växer på nyskapas knappast alls i modernt skogsbruk. Kända lokaler måste skyddas och undantas från skogsbruk (SLU Artdatabanken, 2024).</w:t>
       </w:r>
     </w:p>
     <w:p>
@@ -659,7 +670,7 @@
     <w:r>
       <w:tab/>
       <w:tab/>
-      <w:t>2026-10-24</w:t>
+      <w:t>2026-10-25</w:t>
       <w:br/>
       <w:br/>
     </w:r>

--- a/tillsyn/A 38622-2026 tillsynsbegäran.docx
+++ b/tillsyn/A 38622-2026 tillsynsbegäran.docx
@@ -670,7 +670,7 @@
     <w:r>
       <w:tab/>
       <w:tab/>
-      <w:t>2026-10-25</w:t>
+      <w:t>2026-10-26</w:t>
       <w:br/>
       <w:br/>
     </w:r>

--- a/tillsyn/A 38622-2026 tillsynsbegäran.docx
+++ b/tillsyn/A 38622-2026 tillsynsbegäran.docx
@@ -670,7 +670,7 @@
     <w:r>
       <w:tab/>
       <w:tab/>
-      <w:t>2026-10-26</w:t>
+      <w:t>2026-10-27</w:t>
       <w:br/>
       <w:br/>
     </w:r>

--- a/tillsyn/A 38622-2026 tillsynsbegäran.docx
+++ b/tillsyn/A 38622-2026 tillsynsbegäran.docx
@@ -670,7 +670,7 @@
     <w:r>
       <w:tab/>
       <w:tab/>
-      <w:t>2026-10-27</w:t>
+      <w:t>2026-10-28</w:t>
       <w:br/>
       <w:br/>
     </w:r>

--- a/tillsyn/A 38622-2026 tillsynsbegäran.docx
+++ b/tillsyn/A 38622-2026 tillsynsbegäran.docx
@@ -670,7 +670,7 @@
     <w:r>
       <w:tab/>
       <w:tab/>
-      <w:t>2026-10-28</w:t>
+      <w:t>2026-10-29</w:t>
       <w:br/>
       <w:br/>
     </w:r>

--- a/tillsyn/A 38622-2026 tillsynsbegäran.docx
+++ b/tillsyn/A 38622-2026 tillsynsbegäran.docx
@@ -670,7 +670,7 @@
     <w:r>
       <w:tab/>
       <w:tab/>
-      <w:t>2026-10-29</w:t>
+      <w:t>2026-10-31</w:t>
       <w:br/>
       <w:br/>
     </w:r>
